--- a/tests/fixtures/rula-senior-software-engineer-patient-onboarding-v5-refactored-layout.docx
+++ b/tests/fixtures/rula-senior-software-engineer-patient-onboarding-v5-refactored-layout.docx
@@ -174,6 +174,7 @@
         <w:tabs>
           <w:tab w:pos="10240" w:val="right"/>
         </w:tabs>
+        <w:spacing w:before="160"/>
       </w:pPr>
       <w:r>
         <w:rPr>
@@ -257,6 +258,7 @@
         <w:tabs>
           <w:tab w:pos="10240" w:val="right"/>
         </w:tabs>
+        <w:spacing w:before="160"/>
       </w:pPr>
       <w:r>
         <w:rPr>
@@ -320,6 +322,7 @@
         <w:tabs>
           <w:tab w:pos="10240" w:val="right"/>
         </w:tabs>
+        <w:spacing w:before="160"/>
       </w:pPr>
       <w:r>
         <w:rPr>
@@ -363,6 +366,7 @@
         <w:tabs>
           <w:tab w:pos="10240" w:val="right"/>
         </w:tabs>
+        <w:spacing w:before="160"/>
       </w:pPr>
       <w:r>
         <w:rPr>
@@ -406,6 +410,7 @@
         <w:tabs>
           <w:tab w:pos="10240" w:val="right"/>
         </w:tabs>
+        <w:spacing w:before="160"/>
       </w:pPr>
       <w:r>
         <w:rPr>
@@ -449,6 +454,7 @@
         <w:tabs>
           <w:tab w:pos="10240" w:val="right"/>
         </w:tabs>
+        <w:spacing w:before="160"/>
       </w:pPr>
       <w:r>
         <w:rPr>
@@ -492,6 +498,7 @@
         <w:tabs>
           <w:tab w:pos="10240" w:val="right"/>
         </w:tabs>
+        <w:spacing w:before="160"/>
       </w:pPr>
       <w:r>
         <w:rPr>
@@ -545,6 +552,7 @@
         <w:tabs>
           <w:tab w:pos="10240" w:val="right"/>
         </w:tabs>
+        <w:spacing w:before="160"/>
       </w:pPr>
       <w:r>
         <w:rPr>

--- a/tests/fixtures/rula-senior-software-engineer-patient-onboarding-v5-refactored-layout.docx
+++ b/tests/fixtures/rula-senior-software-engineer-patient-onboarding-v5-refactored-layout.docx
@@ -26,6 +26,7 @@
     </w:p>
     <w:p>
       <w:pPr>
+        <w:keepNext/>
         <w:spacing w:before="320" w:after="20"/>
       </w:pPr>
       <w:r>
@@ -38,6 +39,7 @@
     </w:p>
     <w:p>
       <w:pPr>
+        <w:keepNext/>
         <w:spacing w:before="0" w:after="120"/>
         <w:pBdr>
           <w:bottom w:val="single" w:sz="6" w:space="1" w:color="280137"/>
@@ -51,6 +53,7 @@
     </w:p>
     <w:p>
       <w:pPr>
+        <w:keepNext/>
         <w:spacing w:before="320" w:after="20"/>
       </w:pPr>
       <w:r>
@@ -63,6 +66,7 @@
     </w:p>
     <w:p>
       <w:pPr>
+        <w:keepNext/>
         <w:spacing w:before="0" w:after="120"/>
         <w:pBdr>
           <w:bottom w:val="single" w:sz="6" w:space="1" w:color="280137"/>
@@ -151,6 +155,7 @@
     </w:p>
     <w:p>
       <w:pPr>
+        <w:keepNext/>
         <w:spacing w:before="320" w:after="20"/>
       </w:pPr>
       <w:r>
@@ -163,6 +168,7 @@
     </w:p>
     <w:p>
       <w:pPr>
+        <w:keepNext/>
         <w:spacing w:before="0" w:after="120"/>
         <w:pBdr>
           <w:bottom w:val="single" w:sz="6" w:space="1" w:color="280137"/>
@@ -171,6 +177,7 @@
     </w:p>
     <w:p>
       <w:pPr>
+        <w:keepNext/>
         <w:tabs>
           <w:tab w:pos="10240" w:val="right"/>
         </w:tabs>
@@ -194,6 +201,7 @@
     </w:p>
     <w:p>
       <w:pPr>
+        <w:keepNext/>
         <w:spacing w:before="0" w:after="60"/>
       </w:pPr>
       <w:r>
@@ -255,6 +263,7 @@
     </w:p>
     <w:p>
       <w:pPr>
+        <w:keepNext/>
         <w:tabs>
           <w:tab w:pos="10240" w:val="right"/>
         </w:tabs>
@@ -278,6 +287,7 @@
     </w:p>
     <w:p>
       <w:pPr>
+        <w:keepNext/>
         <w:spacing w:before="0" w:after="60"/>
       </w:pPr>
       <w:r>
@@ -319,6 +329,7 @@
     </w:p>
     <w:p>
       <w:pPr>
+        <w:keepNext/>
         <w:tabs>
           <w:tab w:pos="10240" w:val="right"/>
         </w:tabs>
@@ -342,6 +353,7 @@
     </w:p>
     <w:p>
       <w:pPr>
+        <w:keepNext/>
         <w:spacing w:before="0" w:after="60"/>
       </w:pPr>
       <w:r>
@@ -363,6 +375,7 @@
     </w:p>
     <w:p>
       <w:pPr>
+        <w:keepNext/>
         <w:tabs>
           <w:tab w:pos="10240" w:val="right"/>
         </w:tabs>
@@ -386,6 +399,7 @@
     </w:p>
     <w:p>
       <w:pPr>
+        <w:keepNext/>
         <w:spacing w:before="0" w:after="60"/>
       </w:pPr>
       <w:r>
@@ -407,6 +421,7 @@
     </w:p>
     <w:p>
       <w:pPr>
+        <w:keepNext/>
         <w:tabs>
           <w:tab w:pos="10240" w:val="right"/>
         </w:tabs>
@@ -430,6 +445,7 @@
     </w:p>
     <w:p>
       <w:pPr>
+        <w:keepNext/>
         <w:spacing w:before="0" w:after="60"/>
       </w:pPr>
       <w:r>
@@ -451,6 +467,7 @@
     </w:p>
     <w:p>
       <w:pPr>
+        <w:keepNext/>
         <w:tabs>
           <w:tab w:pos="10240" w:val="right"/>
         </w:tabs>
@@ -474,6 +491,7 @@
     </w:p>
     <w:p>
       <w:pPr>
+        <w:keepNext/>
         <w:spacing w:before="0" w:after="60"/>
       </w:pPr>
       <w:r>
@@ -495,6 +513,7 @@
     </w:p>
     <w:p>
       <w:pPr>
+        <w:keepNext/>
         <w:tabs>
           <w:tab w:pos="10240" w:val="right"/>
         </w:tabs>
@@ -518,6 +537,7 @@
     </w:p>
     <w:p>
       <w:pPr>
+        <w:keepNext/>
         <w:spacing w:before="0" w:after="60"/>
       </w:pPr>
       <w:r>
@@ -549,6 +569,7 @@
     </w:p>
     <w:p>
       <w:pPr>
+        <w:keepNext/>
         <w:tabs>
           <w:tab w:pos="10240" w:val="right"/>
         </w:tabs>
@@ -572,6 +593,7 @@
     </w:p>
     <w:p>
       <w:pPr>
+        <w:keepNext/>
         <w:spacing w:before="0" w:after="60"/>
       </w:pPr>
       <w:r>
@@ -593,6 +615,7 @@
     </w:p>
     <w:p>
       <w:pPr>
+        <w:keepNext/>
         <w:spacing w:before="320" w:after="20"/>
       </w:pPr>
       <w:r>
@@ -605,6 +628,7 @@
     </w:p>
     <w:p>
       <w:pPr>
+        <w:keepNext/>
         <w:spacing w:before="0" w:after="120"/>
         <w:pBdr>
           <w:bottom w:val="single" w:sz="6" w:space="1" w:color="280137"/>
